--- a/Bieu_mau/Boi_thuong_nha_nuoc/Mau_33_BTNN_Template.docx
+++ b/Bieu_mau/Boi_thuong_nha_nuoc/Mau_33_BTNN_Template.docx
@@ -1,6 +1,6 @@
 
 <file path=word/document.xml><?xml version="1.0" encoding="utf-8"?>
-<w:document xmlns:w="http://schemas.openxmlformats.org/wordprocessingml/2006/main" xmlns:r="http://schemas.openxmlformats.org/officeDocument/2006/relationships">
+<w:document xmlns:wpc="http://schemas.microsoft.com/office/word/2010/wordprocessingCanvas" xmlns:cx="http://schemas.microsoft.com/office/drawing/2014/chartex" xmlns:cx1="http://schemas.microsoft.com/office/drawing/2015/9/8/chartex" xmlns:cx2="http://schemas.microsoft.com/office/drawing/2015/10/21/chartex" xmlns:cx3="http://schemas.microsoft.com/office/drawing/2016/5/9/chartex" xmlns:cx4="http://schemas.microsoft.com/office/drawing/2016/5/10/chartex" xmlns:cx5="http://schemas.microsoft.com/office/drawing/2016/5/11/chartex" xmlns:cx6="http://schemas.microsoft.com/office/drawing/2016/5/12/chartex" xmlns:cx7="http://schemas.microsoft.com/office/drawing/2016/5/13/chartex" xmlns:cx8="http://schemas.microsoft.com/office/drawing/2016/5/14/chartex" xmlns:mc="http://schemas.openxmlformats.org/markup-compatibility/2006" xmlns:aink="http://schemas.microsoft.com/office/drawing/2016/ink" xmlns:am3d="http://schemas.microsoft.com/office/drawing/2017/model3d" xmlns:o="urn:schemas-microsoft-com:office:office" xmlns:r="http://schemas.openxmlformats.org/officeDocument/2006/relationships" xmlns:m="http://schemas.openxmlformats.org/officeDocument/2006/math" xmlns:v="urn:schemas-microsoft-com:vml" xmlns:wp14="http://schemas.microsoft.com/office/word/2010/wordprocessingDrawing" xmlns:wp="http://schemas.openxmlformats.org/drawingml/2006/wordprocessingDrawing" xmlns:w10="urn:schemas-microsoft-com:office:word" xmlns:w="http://schemas.openxmlformats.org/wordprocessingml/2006/main" xmlns:w14="http://schemas.microsoft.com/office/word/2010/wordml" xmlns:w15="http://schemas.microsoft.com/office/word/2012/wordml" xmlns:w16cid="http://schemas.microsoft.com/office/word/2016/wordml/cid" xmlns:w16se="http://schemas.microsoft.com/office/word/2015/wordml/symex" xmlns:wpg="http://schemas.microsoft.com/office/word/2010/wordprocessingGroup" xmlns:wpi="http://schemas.microsoft.com/office/word/2010/wordprocessingInk" xmlns:wne="http://schemas.microsoft.com/office/word/2006/wordml" xmlns:wps="http://schemas.microsoft.com/office/word/2010/wordprocessingShape" mc:Ignorable="w14 w15 w16se w16cid wp14">
   <w:body>
     <w:p>
       <w:pPr>
@@ -158,12 +158,11 @@
           <w:sz w:val="28"/>
           <w:szCs w:val="28"/>
         </w:rPr>
-        <w:t>QUYẾT ĐỊNH</w:t>
-      </w:r>
-    </w:p>
-    <w:p>
-      <w:pPr>
-        <w:spacing w:after="240"/>
+        <w:t xml:space="preserve">QUYẾT ĐỊNH</w:t>
+      </w:r>
+    </w:p>
+    <w:p>
+      <w:pPr>
         <w:jc w:val="center"/>
       </w:pPr>
       <w:r>
@@ -172,13 +171,23 @@
           <w:sz w:val="28"/>
           <w:szCs w:val="28"/>
         </w:rPr>
-        <w:t>Thành lập Hội đồng xem xét trách nhiệm hoàn trả</w:t>
-      </w:r>
-    </w:p>
-    <w:p>
-      <w:pPr>
+        <w:t xml:space="preserve">Thành lập Hội đồng xem xét trách nhiệm hoàn trả</w:t>
+      </w:r>
+    </w:p>
+    <w:p>
+      <w:pPr>
+        <w:pBdr>
+          <w:bottom w:val="single" w:sz="6" w:space="1" w:color="000000"/>
+        </w:pBdr>
+        <w:spacing w:after="120"/>
+        <w:ind w:left="3600" w:right="3600"/>
         <w:jc w:val="center"/>
-        <w:spacing w:after="120" w:line="276" w:lineRule="auto"/>
+      </w:pPr>
+    </w:p>
+    <w:p>
+      <w:pPr>
+        <w:spacing w:before="120" w:after="120"/>
+        <w:jc w:val="center"/>
       </w:pPr>
       <w:r>
         <w:rPr>
@@ -192,9 +201,39 @@
     </w:p>
     <w:p>
       <w:pPr>
+        <w:spacing w:after="120" w:line="276" w:lineRule="auto"/>
+        <w:ind w:firstLine="567"/>
         <w:jc w:val="both"/>
+      </w:pPr>
+      <w:r>
+        <w:rPr>
+          <w:i/>
+          <w:sz w:val="28"/>
+          <w:szCs w:val="28"/>
+        </w:rPr>
+        <w:t xml:space="preserve">Căn cứ khoản 1, 2 Điều 66 Luật Trách nhiệm bồi thường của Nhà nước năm 2017 (được sửa đổi, bổ sung bởi Luật số 15/2026/QH16);</w:t>
+      </w:r>
+    </w:p>
+    <w:p>
+      <w:pPr>
+        <w:spacing w:after="120" w:line="276" w:lineRule="auto"/>
         <w:ind w:firstLine="567"/>
+        <w:jc w:val="both"/>
+      </w:pPr>
+      <w:r>
+        <w:rPr>
+          <w:i/>
+          <w:sz w:val="28"/>
+          <w:szCs w:val="28"/>
+        </w:rPr>
+        <w:t xml:space="preserve">Căn cứ Nghị định số ##SoHieuNghiDinh## ngày ##NgayBanHanhNghiDinh## của Chính phủ quy định chi tiết một số điều và biện pháp thi hành Luật Trách nhiệm bồi thường của Nhà nước;</w:t>
+      </w:r>
+    </w:p>
+    <w:p>
+      <w:pPr>
         <w:spacing w:after="120" w:line="276" w:lineRule="auto"/>
+        <w:ind w:firstLine="567"/>
+        <w:jc w:val="both"/>
       </w:pPr>
       <w:r>
         <w:rPr>
@@ -202,28 +241,106 @@
           <w:sz w:val="28"/>
           <w:szCs w:val="28"/>
         </w:rPr>
-        <w:t xml:space="preserve">Căn cứ Điều 66 Luật Trách nhiệm bồi thường của Nhà nước số 10/2017/QH14 (đã được sửa đổi, bổ sung bởi Luật số 15/2026/QH16);</w:t>
-      </w:r>
-    </w:p>
-    <w:p>
-      <w:pPr>
+        <w:t xml:space="preserve">Căn cứ vào việc đã chi trả xong tiền bồi thường đối với ##TenNguoiYeuCauBoiThuong##,</w:t>
+      </w:r>
+    </w:p>
+    <w:p>
+      <w:pPr>
+        <w:spacing w:before="120" w:after="120"/>
+        <w:jc w:val="center"/>
+      </w:pPr>
+      <w:r>
+        <w:rPr>
+          <w:b/>
+          <w:sz w:val="28"/>
+          <w:szCs w:val="28"/>
+        </w:rPr>
+        <w:t xml:space="preserve">QUYẾT ĐỊNH:</w:t>
+      </w:r>
+    </w:p>
+    <w:p>
+      <w:pPr>
+        <w:spacing w:after="120" w:line="276" w:lineRule="auto"/>
+        <w:ind w:firstLine="567"/>
         <w:jc w:val="both"/>
+      </w:pPr>
+      <w:r>
+        <w:rPr>
+          <w:b/>
+          <w:sz w:val="28"/>
+          <w:szCs w:val="28"/>
+        </w:rPr>
+        <w:t xml:space="preserve">Điều 1.</w:t>
+      </w:r>
+      <w:r>
+        <w:rPr>
+          <w:sz w:val="28"/>
+          <w:szCs w:val="28"/>
+        </w:rPr>
+        <w:t xml:space="preserve"> Thành lập Hội đồng xem xét trách nhiệm hoàn trả gồm các Ông/Bà có tên sau đây:</w:t>
+      </w:r>
+    </w:p>
+    <w:p>
+      <w:pPr>
+        <w:spacing w:after="120" w:line="276" w:lineRule="auto"/>
+      </w:pPr>
+      <w:r>
+        <w:rPr>
+          <w:sz w:val="28"/>
+          <w:szCs w:val="28"/>
+        </w:rPr>
+        <w:t xml:space="preserve">##DanhSachThanhVienHoiDong##</w:t>
+      </w:r>
+    </w:p>
+    <w:p>
+      <w:pPr>
+        <w:spacing w:after="120" w:line="276" w:lineRule="auto"/>
         <w:ind w:firstLine="567"/>
+        <w:jc w:val="both"/>
+      </w:pPr>
+      <w:r>
+        <w:rPr>
+          <w:b/>
+          <w:sz w:val="28"/>
+          <w:szCs w:val="28"/>
+        </w:rPr>
+        <w:t xml:space="preserve">Điều 2.</w:t>
+      </w:r>
+      <w:r>
+        <w:rPr>
+          <w:sz w:val="28"/>
+          <w:szCs w:val="28"/>
+        </w:rPr>
+        <w:t xml:space="preserve"> Hội đồng có các nhiệm vụ, quyền hạn theo quy định của pháp luật.</w:t>
+      </w:r>
+    </w:p>
+    <w:p>
+      <w:pPr>
         <w:spacing w:after="120" w:line="276" w:lineRule="auto"/>
-      </w:pPr>
-      <w:r>
-        <w:rPr>
-          <w:i/>
-          <w:sz w:val="28"/>
-          <w:szCs w:val="28"/>
-        </w:rPr>
-        <w:t xml:space="preserve">Căn cứ Quyết định giải quyết bồi thường số ##SoQDGiaiQuyetDaChiTra## ngày ##NgayQDGiaiQuyetDaChiTra## đối với vụ việc của Ông/Bà ##TenNguoiYeuCauBoiThuong##;</w:t>
-      </w:r>
-    </w:p>
-    <w:p>
-      <w:pPr>
-        <w:jc w:val="center"/>
+        <w:ind w:firstLine="567"/>
+        <w:jc w:val="both"/>
+      </w:pPr>
+      <w:r>
+        <w:rPr>
+          <w:b/>
+          <w:sz w:val="28"/>
+          <w:szCs w:val="28"/>
+        </w:rPr>
+        <w:t xml:space="preserve">Điều 3.</w:t>
+      </w:r>
+      <w:r>
+        <w:rPr>
+          <w:sz w:val="28"/>
+          <w:szCs w:val="28"/>
+        </w:rPr>
+        <w:t xml:space="preserve"> Hội đồng giải thể theo quy định của pháp luật.</w:t>
+      </w:r>
+    </w:p>
+    <w:p>
+      <w:pPr>
         <w:spacing w:after="120" w:line="276" w:lineRule="auto"/>
+        <w:ind w:firstLine="567"/>
+        <w:jc w:val="both"/>
       </w:pPr>
       <w:r>
         <w:rPr>
@@ -231,63 +348,14 @@
           <w:sz w:val="28"/>
           <w:szCs w:val="28"/>
         </w:rPr>
-        <w:t xml:space="preserve">QUYẾT ĐỊNH:</w:t>
-      </w:r>
-    </w:p>
-    <w:p>
-      <w:pPr>
-        <w:jc w:val="both"/>
-        <w:ind w:firstLine="567"/>
-        <w:spacing w:after="120" w:line="276" w:lineRule="auto"/>
-      </w:pPr>
-      <w:r>
-        <w:rPr>
-          <w:sz w:val="28"/>
-          <w:szCs w:val="28"/>
-        </w:rPr>
-        <w:t xml:space="preserve">Điều 1. Thành lập Hội đồng xem xét trách nhiệm hoàn trả đối với người thi hành công vụ gây thiệt hại trong vụ việc yêu cầu bồi thường của Ông/Bà ##TenNguoiYeuCauBoiThuong## gồm các thành viên sau: ##DanhSachThanhVienHoiDong##.</w:t>
-      </w:r>
-    </w:p>
-    <w:p>
-      <w:pPr>
-        <w:jc w:val="both"/>
-        <w:ind w:firstLine="567"/>
-        <w:spacing w:after="120" w:line="276" w:lineRule="auto"/>
-      </w:pPr>
-      <w:r>
-        <w:rPr>
-          <w:sz w:val="28"/>
-          <w:szCs w:val="28"/>
-        </w:rPr>
-        <w:t xml:space="preserve">Điều 2. Hội đồng có nhiệm vụ xem xét, làm rõ mức độ lỗi và kiến nghị mức hoàn trả đối với người thi hành công vụ là Ông/Bà ##TenNguoiThiHanhCongVuHoanTra## theo đúng quy định của pháp luật. Hội đồng tự giải thể sau khi hoàn thành nhiệm vụ.</w:t>
-      </w:r>
-    </w:p>
-    <w:p>
-      <w:pPr>
-        <w:jc w:val="both"/>
-        <w:ind w:firstLine="567"/>
-        <w:spacing w:after="120" w:line="276" w:lineRule="auto"/>
-      </w:pPr>
-      <w:r>
-        <w:rPr>
-          <w:sz w:val="28"/>
-          <w:szCs w:val="28"/>
-        </w:rPr>
-        <w:t xml:space="preserve">Điều 3. Quyết định này có hiệu lực kể từ ngày ký.</w:t>
-      </w:r>
-    </w:p>
-    <w:p>
-      <w:pPr>
-        <w:jc w:val="both"/>
-        <w:ind w:firstLine="567"/>
-        <w:spacing w:after="120" w:line="276" w:lineRule="auto"/>
-      </w:pPr>
-      <w:r>
-        <w:rPr>
-          <w:sz w:val="28"/>
-          <w:szCs w:val="28"/>
-        </w:rPr>
-        <w:t xml:space="preserve">Điều 4. Các thành viên có tên tại Điều 1 và các cơ quan, tổ chức, cá nhân có liên quan chịu trách nhiệm thi hành Quyết định này./.</w:t>
+        <w:t xml:space="preserve">Điều 4.</w:t>
+      </w:r>
+      <w:r>
+        <w:rPr>
+          <w:sz w:val="28"/>
+          <w:szCs w:val="28"/>
+        </w:rPr>
+        <w:t xml:space="preserve"> Quyết định này có hiệu lực kể từ ngày ký. Các Ông/Bà có tên tại Điều 1 chịu trách nhiệm thi hành Quyết định này./.</w:t>
       </w:r>
     </w:p>
     <w:tbl>
@@ -333,7 +401,7 @@
                 <w:sz w:val="22"/>
                 <w:szCs w:val="22"/>
               </w:rPr>
-              <w:t xml:space="preserve">- Như Điều 4;</w:t>
+              <w:t>- Như Điều 1;</w:t>
             </w:r>
           </w:p>
           <w:p>
@@ -342,16 +410,7 @@
                 <w:sz w:val="22"/>
                 <w:szCs w:val="22"/>
               </w:rPr>
-              <w:t xml:space="preserve">- ##TenCoQuanQuanLyNhaNuocBTNN##;</w:t>
-            </w:r>
-          </w:p>
-          <w:p>
-            <w:r>
-              <w:rPr>
-                <w:sz w:val="22"/>
-                <w:szCs w:val="22"/>
-              </w:rPr>
-              <w:t xml:space="preserve">- Lưu: VT, HSVV.</w:t>
+              <w:t>- Lưu: VT, HSVV.</w:t>
             </w:r>
           </w:p>
         </w:tc>
@@ -371,7 +430,7 @@
                 <w:sz w:val="28"/>
                 <w:szCs w:val="28"/>
               </w:rPr>
-              <w:t>##ChucVuNguoiDungDau##</w:t>
+              <w:t>##ChucVuNguoiKy##</w:t>
             </w:r>
           </w:p>
           <w:p>
@@ -384,7 +443,7 @@
                 <w:sz w:val="26"/>
                 <w:szCs w:val="26"/>
               </w:rPr>
-              <w:t>(Ký, ghi rõ họ tên, đóng dấu)</w:t>
+              <w:t>(Ký, ghi rõ họ tên và đóng dấu)</w:t>
             </w:r>
           </w:p>
           <w:p>
@@ -404,6 +463,7 @@
         </w:tc>
       </w:tr>
     </w:tbl>
+    <w:p/>
     <w:sectPr>
       <w:pgSz w:w="11906" w:h="16838"/>
       <w:pgMar w:top="1134" w:right="850" w:bottom="1134" w:left="1701" w:header="567" w:footer="567" w:gutter="0"/>
